--- a/docs/დავალება-1-პროექტის-იდეა.docx
+++ b/docs/დავალება-1-პროექტის-იდეა.docx
@@ -15,7 +15,7 @@
         <w:rPr>
           <w:b/>
         </w:rPr>
-        <w:t>პროექტი: ვიტა — სამედიცინო პორტალი</w:t>
+        <w:t>პროექტი: ჩაკა — სამედიცინო პორტალი</w:t>
       </w:r>
     </w:p>
     <w:p>
@@ -31,7 +31,7 @@
         <w:rPr>
           <w:b w:val="0"/>
         </w:rPr>
-        <w:t>„ვიტა“ (VITA) არის მრავალპროფილური, ინტერაქტიული სამედიცინო ვებ-პორტალი, რომელიც ერთ სივრცეში აერთიანებს სიმპტომების რუკას, ექიმების კატალოგს, საქართველოს კლინიკების რუკას, ონლაინ სამედიცინო კალკულატორებს, პირველადი დახმარების ინსტრუქციებს და სამედიცინო ბიბლიოთეკას. პროექტი იქმნება იმისთვის, რომ ჯანმრთელობასთან დაკავშირებული სანდო ინფორმაცია და მარტივი ხელსაწყოები ყველასთვის გასაგებად და ხელმისაწვდომად იყოს თავმოყრილი.</w:t>
+        <w:t>„ჩაკა“ (CHAKA) არის მრავალპროფილური, ინტერაქტიული სამედიცინო ვებ-პორტალი, რომელიც ერთ სივრცეში აერთიანებს სიმპტომების რუკას, ექიმების კატალოგს, საქართველოს კლინიკების რუკას, ონლაინ სამედიცინო კალკულატორებს, პირველადი დახმარების ინსტრუქციებს და სამედიცინო ბიბლიოთეკას. პროექტი იქმნება იმისთვის, რომ ჯანმრთელობასთან დაკავშირებული სანდო ინფორმაცია და მარტივი ხელსაწყოები ყველასთვის გასაგებად და ხელმისაწვდომად იყოს თავმოყრილი.</w:t>
       </w:r>
     </w:p>
     <w:p>

--- a/docs/დავალება-1-პროექტის-იდეა.docx
+++ b/docs/დავალება-1-პროექტის-იდეა.docx
@@ -31,7 +31,7 @@
         <w:rPr>
           <w:b w:val="0"/>
         </w:rPr>
-        <w:t>„ჩაკა“ (CHAKA) არის მრავალპროფილური, ინტერაქტიული სამედიცინო ვებ-პორტალი, რომელიც ერთ სივრცეში აერთიანებს სიმპტომების რუკას, ექიმების კატალოგს, საქართველოს კლინიკების რუკას, ონლაინ სამედიცინო კალკულატორებს, პირველადი დახმარების ინსტრუქციებს და სამედიცინო ბიბლიოთეკას. პროექტი იქმნება იმისთვის, რომ ჯანმრთელობასთან დაკავშირებული სანდო ინფორმაცია და მარტივი ხელსაწყოები ყველასთვის გასაგებად და ხელმისაწვდომად იყოს თავმოყრილი.</w:t>
+        <w:t>„ჩაკა“ (CHAKA) არის მრავალპროფილური, ინტერაქტიული სამედიცინო ვებ-პორტალი, რომელიც ერთ სივრცეში აერთიანებს სიმპტომების რუკას, ექიმების კატალოგს, საქართველოს კლინიკების რუკას, ონლაინ სამედიცინო კალკულატორებს, ჯანმრთელობის პირად დღიურს (წონა, წნევა, პულსი გრაფიკით), პირველადი დახმარების ინსტრუქციებს და სამედიცინო ბიბლიოთეკას. ინტერფეისი ორენოვანია (ქართული/ინგლისური). პროექტი იქმნება იმისთვის, რომ ჯანმრთელობასთან დაკავშირებული სანდო ინფორმაცია და მარტივი ხელსაწყოები ყველასთვის გასაგებად და ხელმისაწვდომად იყოს თავმოყრილი.</w:t>
       </w:r>
     </w:p>
     <w:p>
@@ -220,6 +220,28 @@
           </w:p>
         </w:tc>
       </w:tr>
+      <w:tr>
+        <w:tc>
+          <w:tcPr>
+            <w:tcW w:type="dxa" w:w="4873"/>
+          </w:tcPr>
+          <w:p>
+            <w:r>
+              <w:t>diary.html — დღიური</w:t>
+            </w:r>
+          </w:p>
+        </w:tc>
+        <w:tc>
+          <w:tcPr>
+            <w:tcW w:type="dxa" w:w="4873"/>
+          </w:tcPr>
+          <w:p>
+            <w:r>
+              <w:t>ჯანმრთელობის პირადი დღიური: ფორმა (წონა, წნევა, პულსი), canvas გრაფიკი hover-ინფოთი, სტატისტიკა, ჩანაწერების სია, CSV ექსპორტი, დემო მონაცემები</w:t>
+            </w:r>
+          </w:p>
+        </w:tc>
+      </w:tr>
     </w:tbl>
     <w:p/>
     <w:p>
@@ -300,6 +322,38 @@
       </w:pPr>
       <w:r>
         <w:t>საკონტაქტო ფორმა და სიახლეების გამოწერა ვალიდაციით, toast შეტყობინებები.</w:t>
+      </w:r>
+    </w:p>
+    <w:p>
+      <w:pPr>
+        <w:pStyle w:val="ListBullet"/>
+      </w:pPr>
+      <w:r>
+        <w:t>ჩემთან ახლოს: Geolocation API-ით კლინიკების დალაგება მანძილის მიხედვით და მომხმარებლის მდებარეობა რუკაზე;</w:t>
+      </w:r>
+    </w:p>
+    <w:p>
+      <w:pPr>
+        <w:pStyle w:val="ListBullet"/>
+      </w:pPr>
+      <w:r>
+        <w:t>ჯავშნების კალენდარში დამატება (.ics ფაილი შეხსენებით) და დასრულებული ვიზიტების გამოყოფა;</w:t>
+      </w:r>
+    </w:p>
+    <w:p>
+      <w:pPr>
+        <w:pStyle w:val="ListBullet"/>
+      </w:pPr>
+      <w:r>
+        <w:t>ჯანმრთელობის დღიური: წონის, წნევისა და პულსის ჩაწერა ვალიდაციით, canvas გრაფიკი (ბიბლიოთეკის გარეშე), სტატისტიკა, CSV ექსპორტი;</w:t>
+      </w:r>
+    </w:p>
+    <w:p>
+      <w:pPr>
+        <w:pStyle w:val="ListBullet"/>
+      </w:pPr>
+      <w:r>
+        <w:t>ორენოვანი ინტერფეისი (ქართ/ინგლ): ლექსიკონზე დაფუძნებული თარგმნა, DOM-ის დინამიური ცვლილებების მონიტორინგი (MutationObserver).</w:t>
       </w:r>
     </w:p>
     <w:p>
@@ -737,7 +791,7 @@
           </w:tcPr>
           <w:p>
             <w:r>
-              <w:t>index, clinics, calculators გვერდების სემანტიკური HTML</w:t>
+              <w:t>index, clinics, calculators, diary გვერდების სემანტიკური HTML</w:t>
             </w:r>
           </w:p>
         </w:tc>
@@ -801,7 +855,7 @@
           </w:tcPr>
           <w:p>
             <w:r>
-              <w:t>JS: სიმპტომები, ექიმები და ჯავშანი, კალკულატორები, რუკა, ფორმები</w:t>
+              <w:t>JS: სიმპტომები, ექიმები და ჯავშანი, კალკულატორები, რუკა, დღიური, ორენოვანი ინტერფეისი, ფორმები</w:t>
             </w:r>
           </w:p>
         </w:tc>
